--- a/Fase 2/Evidencias Grupales/2.4_GuiaEstudiante_Fase 2_DesarrolloProyecto APT.docx
+++ b/Fase 2/Evidencias Grupales/2.4_GuiaEstudiante_Fase 2_DesarrolloProyecto APT.docx
@@ -1026,7 +1026,7 @@
               <w:rPr>
                 <w:rFonts w:ascii="Calibri" w:hAnsi="Calibri"/>
               </w:rPr>
-              <w:t>Se presentan como evidencias la ERS y matriz de trazabilidad [E3]; arquitectura, catálogo API, modelo de datos y estados [E4]; código integrado [E9]; resultados de pruebas [E5]; ciclo simulado y corrección de identidades [E6, E7]; y auditoría visual por rol [E8]. Cada evidencia permite contrastar un objetivo con un artefacto concreto, en lugar de depender únicamente de capturas.</w:t>
+              <w:t>Se conservan la ERS y matriz de trazabilidad [E3], arquitectura, catálogo API, modelo de datos y estados [E4] y código integrado [E9]. Los resultados de pruebas [E5], el ciclo simulado y la corrección de identidades [E6, E7] y la auditoría visual [E8] son fuentes históricas externas, conservadas únicamente en Tesis. No se adjuntan ni se presentan como pruebas aprobadas de esta copia.</w:t>
             </w:r>
           </w:p>
           <w:p>
